--- a/docs/lista_louvores/Textos_Louvores/ABRIGO PERFEITO (319 CC).docx
+++ b/docs/lista_louvores/Textos_Louvores/ABRIGO PERFEITO (319 CC).docx
@@ -4,31 +4,21 @@
   <w:body>
     <w:p>
       <w:pPr>
-        <w:spacing w:before="120"/>
+        <w:pStyle w:val="Ttulo1"/>
         <w:rPr>
           <w:bCs/>
         </w:rPr>
       </w:pPr>
       <w:r>
-        <w:rPr>
-          <w:sz w:val="28"/>
-          <w:szCs w:val="28"/>
-          <w:u w:val="single"/>
-        </w:rPr>
         <w:t>ABRIGO PERFEITO</w:t>
       </w:r>
       <w:r>
-        <w:rPr>
-          <w:sz w:val="28"/>
-          <w:szCs w:val="28"/>
-          <w:u w:val="single"/>
-        </w:rPr>
         <w:t xml:space="preserve"> (319 CC)</w:t>
       </w:r>
     </w:p>
     <w:p>
       <w:pPr>
-        <w:spacing w:before="120"/>
+        <w:spacing w:after="120"/>
         <w:rPr>
           <w:bCs/>
         </w:rPr>
@@ -49,6 +39,7 @@
     </w:p>
     <w:p>
       <w:pPr>
+        <w:spacing w:after="120"/>
         <w:rPr>
           <w:bCs/>
         </w:rPr>
@@ -86,7 +77,7 @@
     </w:p>
     <w:p>
       <w:pPr>
-        <w:spacing w:before="120"/>
+        <w:spacing w:after="120"/>
         <w:rPr>
           <w:b/>
           <w:i/>
@@ -161,7 +152,7 @@
     </w:p>
     <w:p>
       <w:pPr>
-        <w:spacing w:before="120"/>
+        <w:spacing w:after="120"/>
         <w:rPr>
           <w:bCs/>
         </w:rPr>
@@ -193,6 +184,7 @@
     </w:p>
     <w:p>
       <w:pPr>
+        <w:spacing w:after="120"/>
         <w:rPr>
           <w:bCs/>
         </w:rPr>
@@ -238,7 +230,7 @@
     </w:p>
     <w:p>
       <w:pPr>
-        <w:spacing w:before="120"/>
+        <w:spacing w:after="120"/>
         <w:rPr>
           <w:b/>
           <w:i/>
@@ -256,7 +248,7 @@
     </w:p>
     <w:p>
       <w:pPr>
-        <w:spacing w:before="120"/>
+        <w:spacing w:after="120"/>
         <w:rPr>
           <w:bCs/>
         </w:rPr>
@@ -302,6 +294,7 @@
     </w:p>
     <w:p>
       <w:pPr>
+        <w:spacing w:after="120"/>
         <w:rPr>
           <w:bCs/>
         </w:rPr>
@@ -333,7 +326,7 @@
     </w:p>
     <w:p>
       <w:pPr>
-        <w:spacing w:before="120"/>
+        <w:spacing w:after="120"/>
         <w:rPr>
           <w:b/>
           <w:i/>
@@ -351,7 +344,7 @@
     </w:p>
     <w:p>
       <w:pPr>
-        <w:spacing w:before="120"/>
+        <w:spacing w:after="120"/>
         <w:rPr>
           <w:bCs/>
         </w:rPr>
@@ -395,6 +388,7 @@
     </w:p>
     <w:p>
       <w:pPr>
+        <w:spacing w:after="120"/>
         <w:rPr>
           <w:bCs/>
         </w:rPr>
@@ -416,30 +410,29 @@
           <w:bCs/>
         </w:rPr>
         <w:t xml:space="preserve">sem pavor, </w:t>
+      </w:r>
+      <w:r>
+        <w:rPr>
+          <w:bCs/>
+        </w:rPr>
+        <w:br/>
+      </w:r>
+      <w:r>
+        <w:rPr>
+          <w:bCs/>
+        </w:rPr>
+        <w:t>P</w:t>
+      </w:r>
+      <w:r>
+        <w:rPr>
+          <w:bCs/>
+        </w:rPr>
+        <w:t>or não ter o que temer!</w:t>
       </w:r>
     </w:p>
     <w:p>
       <w:pPr>
-        <w:rPr>
-          <w:bCs/>
-        </w:rPr>
-      </w:pPr>
-      <w:r>
-        <w:rPr>
-          <w:bCs/>
-        </w:rPr>
-        <w:t>P</w:t>
-      </w:r>
-      <w:r>
-        <w:rPr>
-          <w:bCs/>
-        </w:rPr>
-        <w:t>or não ter o que temer!</w:t>
-      </w:r>
-    </w:p>
-    <w:p>
-      <w:pPr>
-        <w:spacing w:before="120"/>
+        <w:spacing w:after="120"/>
         <w:rPr>
           <w:b/>
           <w:i/>
@@ -454,14 +447,6 @@
         </w:rPr>
         <w:t>[REFRÃO]</w:t>
       </w:r>
-    </w:p>
-    <w:p>
-      <w:pPr>
-        <w:spacing w:before="120"/>
-        <w:rPr>
-          <w:bCs/>
-        </w:rPr>
-      </w:pPr>
     </w:p>
     <w:sectPr>
       <w:pgSz w:w="11906" w:h="16838"/>
